--- a/rapports/2026-06-04/EQ11/EQ11_sup_v2/DR_083101000116/13-93-89-39.docx
+++ b/rapports/2026-06-04/EQ11/EQ11_sup_v2/DR_083101000116/13-93-89-39.docx
@@ -634,7 +634,7 @@
                 <w:color w:val="16A34A"/>
                 <w:sz w:val="16"/>
               </w:rPr>
-              <w:t>—</w:t>
+              <w:t>s01q25, s01q30, s04q23, s01q00b, s01q30_decode, s04q23_decode</w:t>
             </w:r>
           </w:p>
         </w:tc>
@@ -814,7 +814,7 @@
                 <w:color w:val="16A34A"/>
                 <w:sz w:val="16"/>
               </w:rPr>
-              <w:t>—</w:t>
+              <w:t>s01q03c, s01q04a, s01q00b</w:t>
             </w:r>
           </w:p>
         </w:tc>
@@ -904,7 +904,7 @@
                 <w:color w:val="16A34A"/>
                 <w:sz w:val="16"/>
               </w:rPr>
-              <w:t>—</w:t>
+              <w:t>s01q03c, s01q04a, s01q00b</w:t>
             </w:r>
           </w:p>
         </w:tc>
@@ -994,7 +994,7 @@
                 <w:color w:val="16A34A"/>
                 <w:sz w:val="16"/>
               </w:rPr>
-              <w:t>—</w:t>
+              <w:t>s01q03c, s01q04a, s01q00b</w:t>
             </w:r>
           </w:p>
         </w:tc>
@@ -1084,7 +1084,7 @@
                 <w:color w:val="16A34A"/>
                 <w:sz w:val="16"/>
               </w:rPr>
-              <w:t>—</w:t>
+              <w:t>s01q03c, s01q04a, s01q00b</w:t>
             </w:r>
           </w:p>
         </w:tc>
@@ -1174,7 +1174,7 @@
                 <w:color w:val="16A34A"/>
                 <w:sz w:val="16"/>
               </w:rPr>
-              <w:t>—</w:t>
+              <w:t>s00q04, s01q41, s01q00b</w:t>
             </w:r>
           </w:p>
         </w:tc>
@@ -1264,7 +1264,7 @@
                 <w:color w:val="16A34A"/>
                 <w:sz w:val="16"/>
               </w:rPr>
-              <w:t>—</w:t>
+              <w:t>s01q03c, s01q04a, s01q00b</w:t>
             </w:r>
           </w:p>
         </w:tc>
@@ -1354,7 +1354,7 @@
                 <w:color w:val="16A34A"/>
                 <w:sz w:val="16"/>
               </w:rPr>
-              <w:t>—</w:t>
+              <w:t>s01q03c, s01q04a, s01q00b</w:t>
             </w:r>
           </w:p>
         </w:tc>
@@ -1444,7 +1444,7 @@
                 <w:color w:val="16A34A"/>
                 <w:sz w:val="16"/>
               </w:rPr>
-              <w:t>—</w:t>
+              <w:t>s01q03c, s01q04a, s01q00b</w:t>
             </w:r>
           </w:p>
         </w:tc>
@@ -1534,7 +1534,7 @@
                 <w:color w:val="16A34A"/>
                 <w:sz w:val="16"/>
               </w:rPr>
-              <w:t>—</w:t>
+              <w:t>s01q03c, s01q04a, s01q00b</w:t>
             </w:r>
           </w:p>
         </w:tc>
@@ -1624,7 +1624,7 @@
                 <w:color w:val="16A34A"/>
                 <w:sz w:val="16"/>
               </w:rPr>
-              <w:t>—</w:t>
+              <w:t>s01q03c, s01q04a, s01q00b</w:t>
             </w:r>
           </w:p>
         </w:tc>
@@ -1714,7 +1714,7 @@
                 <w:color w:val="16A34A"/>
                 <w:sz w:val="16"/>
               </w:rPr>
-              <w:t>—</w:t>
+              <w:t>s01q03c, s01q04a, s01q00b</w:t>
             </w:r>
           </w:p>
         </w:tc>
@@ -1804,7 +1804,7 @@
                 <w:color w:val="16A34A"/>
                 <w:sz w:val="16"/>
               </w:rPr>
-              <w:t>—</w:t>
+              <w:t>s01q03c, s01q04a, s01q00b</w:t>
             </w:r>
           </w:p>
         </w:tc>
@@ -1894,7 +1894,7 @@
                 <w:color w:val="16A34A"/>
                 <w:sz w:val="16"/>
               </w:rPr>
-              <w:t>—</w:t>
+              <w:t>s01q03c, s01q04a, s01q00b</w:t>
             </w:r>
           </w:p>
         </w:tc>
@@ -2074,7 +2074,7 @@
                 <w:color w:val="16A34A"/>
                 <w:sz w:val="16"/>
               </w:rPr>
-              <w:t>—</w:t>
+              <w:t>s01q03c, s01q04a, s01q00b</w:t>
             </w:r>
           </w:p>
         </w:tc>
@@ -2164,7 +2164,7 @@
                 <w:color w:val="16A34A"/>
                 <w:sz w:val="16"/>
               </w:rPr>
-              <w:t>—</w:t>
+              <w:t>s01q25, s01q30, s04q23, s01q00b, s01q30_decode, s04q23_decode</w:t>
             </w:r>
           </w:p>
         </w:tc>
@@ -2254,7 +2254,7 @@
                 <w:color w:val="16A34A"/>
                 <w:sz w:val="16"/>
               </w:rPr>
-              <w:t>—</w:t>
+              <w:t>s00q29</w:t>
             </w:r>
           </w:p>
         </w:tc>
@@ -2524,7 +2524,7 @@
                 <w:color w:val="16A34A"/>
                 <w:sz w:val="16"/>
               </w:rPr>
-              <w:t>—</w:t>
+              <w:t>s00q27, s01q00a, s01q12, s01q13, s02q04, s03q11, s03q12, s01q01</w:t>
             </w:r>
           </w:p>
         </w:tc>
@@ -2614,7 +2614,7 @@
                 <w:color w:val="16A34A"/>
                 <w:sz w:val="16"/>
               </w:rPr>
-              <w:t>—</w:t>
+              <w:t>s01q36, s01q38, s04q24, s02q13, s11q35a, s11q35b_code</w:t>
             </w:r>
           </w:p>
         </w:tc>
@@ -2794,7 +2794,7 @@
                 <w:color w:val="16A34A"/>
                 <w:sz w:val="16"/>
               </w:rPr>
-              <w:t>—</w:t>
+              <w:t>s00q07a, s00q08, s00q10, s00q13_0, s00q15_0, s00q17_0, s00q23a, s00q23b</w:t>
             </w:r>
           </w:p>
         </w:tc>
@@ -3244,7 +3244,7 @@
                 <w:color w:val="16A34A"/>
                 <w:sz w:val="16"/>
               </w:rPr>
-              <w:t>—</w:t>
+              <w:t>s00q27, s01q03a, s01q03b, s01q03c, s01q00b</w:t>
             </w:r>
           </w:p>
         </w:tc>
@@ -3424,7 +3424,7 @@
                 <w:color w:val="16A34A"/>
                 <w:sz w:val="16"/>
               </w:rPr>
-              <w:t>—</w:t>
+              <w:t>s00q27, s01q03a, s01q03b, s01q03c, s01q00b</w:t>
             </w:r>
           </w:p>
         </w:tc>
@@ -3514,7 +3514,7 @@
                 <w:color w:val="16A34A"/>
                 <w:sz w:val="16"/>
               </w:rPr>
-              <w:t>—</w:t>
+              <w:t>s00q27, s01q03a, s01q03b, s01q03c, s01q00b</w:t>
             </w:r>
           </w:p>
         </w:tc>
@@ -3784,7 +3784,7 @@
                 <w:color w:val="16A34A"/>
                 <w:sz w:val="16"/>
               </w:rPr>
-              <w:t>—</w:t>
+              <w:t>s00q27, s01q03a, s01q03b, s01q03c, s01q00b</w:t>
             </w:r>
           </w:p>
         </w:tc>
@@ -3874,7 +3874,7 @@
                 <w:color w:val="16A34A"/>
                 <w:sz w:val="16"/>
               </w:rPr>
-              <w:t>—</w:t>
+              <w:t>s00q27, s01q03a, s01q03b, s01q03c, s01q00b</w:t>
             </w:r>
           </w:p>
         </w:tc>
@@ -3964,7 +3964,7 @@
                 <w:color w:val="16A34A"/>
                 <w:sz w:val="16"/>
               </w:rPr>
-              <w:t>—</w:t>
+              <w:t>s00q27, s01q03a, s01q03b, s01q03c, s01q00b</w:t>
             </w:r>
           </w:p>
         </w:tc>
@@ -4054,7 +4054,7 @@
                 <w:color w:val="16A34A"/>
                 <w:sz w:val="16"/>
               </w:rPr>
-              <w:t>—</w:t>
+              <w:t>s00q27, s01q03a, s01q03b, s01q03c, s01q00b</w:t>
             </w:r>
           </w:p>
         </w:tc>
@@ -4144,7 +4144,7 @@
                 <w:color w:val="16A34A"/>
                 <w:sz w:val="16"/>
               </w:rPr>
-              <w:t>—</w:t>
+              <w:t>s00q27, s01q03a, s01q03b, s01q03c, s01q00b</w:t>
             </w:r>
           </w:p>
         </w:tc>
@@ -4234,7 +4234,7 @@
                 <w:color w:val="16A34A"/>
                 <w:sz w:val="16"/>
               </w:rPr>
-              <w:t>—</w:t>
+              <w:t>s00q27, s01q03a, s01q03b, s01q03c, s01q00b</w:t>
             </w:r>
           </w:p>
         </w:tc>
@@ -4324,7 +4324,7 @@
                 <w:color w:val="16A34A"/>
                 <w:sz w:val="16"/>
               </w:rPr>
-              <w:t>—</w:t>
+              <w:t>s00q27, s01q03a, s01q03b, s01q03c, s01q00b</w:t>
             </w:r>
           </w:p>
         </w:tc>
@@ -4414,7 +4414,7 @@
                 <w:color w:val="16A34A"/>
                 <w:sz w:val="16"/>
               </w:rPr>
-              <w:t>—</w:t>
+              <w:t>s00q27, s01q03a, s01q03b, s01q03c, s01q00b</w:t>
             </w:r>
           </w:p>
         </w:tc>
@@ -4504,7 +4504,7 @@
                 <w:color w:val="16A34A"/>
                 <w:sz w:val="16"/>
               </w:rPr>
-              <w:t>—</w:t>
+              <w:t>s00q27, s01q03a, s01q03b, s01q03c, s01q00b</w:t>
             </w:r>
           </w:p>
         </w:tc>
@@ -4594,7 +4594,7 @@
                 <w:color w:val="16A34A"/>
                 <w:sz w:val="16"/>
               </w:rPr>
-              <w:t>—</w:t>
+              <w:t>s00q27, s01q03a, s01q03b, s01q03c, s01q00b</w:t>
             </w:r>
           </w:p>
         </w:tc>
@@ -4684,7 +4684,7 @@
                 <w:color w:val="16A34A"/>
                 <w:sz w:val="16"/>
               </w:rPr>
-              <w:t>—</w:t>
+              <w:t>s00q27, s01q03a, s01q03b, s01q03c, s01q00b</w:t>
             </w:r>
           </w:p>
         </w:tc>
@@ -6214,7 +6214,7 @@
                 <w:color w:val="16A34A"/>
                 <w:sz w:val="16"/>
               </w:rPr>
-              <w:t>—</w:t>
+              <w:t>s01q63, s00q04, s02q25, s01q00b, s02q17_2, s02q15_2</w:t>
             </w:r>
           </w:p>
         </w:tc>
@@ -6934,7 +6934,7 @@
                 <w:color w:val="16A34A"/>
                 <w:sz w:val="16"/>
               </w:rPr>
-              <w:t>—</w:t>
+              <w:t>s01q63, s00q04, s02q25, s01q00b, s02q17_2, s02q15_2</w:t>
             </w:r>
           </w:p>
         </w:tc>
@@ -7294,7 +7294,7 @@
                 <w:color w:val="16A34A"/>
                 <w:sz w:val="16"/>
               </w:rPr>
-              <w:t>—</w:t>
+              <w:t>s01q25, s01q29, s01q30, s04q46, s01q00b</w:t>
             </w:r>
           </w:p>
         </w:tc>
@@ -7924,7 +7924,7 @@
                 <w:color w:val="16A34A"/>
                 <w:sz w:val="16"/>
               </w:rPr>
-              <w:t>—</w:t>
+              <w:t>s01q02, s01q12, s01q13, s02q03__2, s03q01, s01q00b</w:t>
             </w:r>
           </w:p>
         </w:tc>
@@ -9004,7 +9004,7 @@
                 <w:color w:val="16A34A"/>
                 <w:sz w:val="16"/>
               </w:rPr>
-              <w:t>—</w:t>
+              <w:t>s02q10, s06q13, s06q14, s06q15a, s07bq01, s07bq03b, s07bq03b1, s07bq03c1</w:t>
             </w:r>
           </w:p>
         </w:tc>
@@ -10804,7 +10804,7 @@
                 <w:color w:val="16A34A"/>
                 <w:sz w:val="16"/>
               </w:rPr>
-              <w:t>—</w:t>
+              <w:t>s01q23, s01q00b, s01q23_autre</w:t>
             </w:r>
           </w:p>
         </w:tc>
@@ -13504,7 +13504,7 @@
                 <w:color w:val="16A34A"/>
                 <w:sz w:val="16"/>
               </w:rPr>
-              <w:t>—</w:t>
+              <w:t>s01q25, s01q29, s01q31, s04q37_modif, s02q11, s02q15, s02q30, s07bq01</w:t>
             </w:r>
           </w:p>
         </w:tc>
@@ -13954,7 +13954,7 @@
                 <w:color w:val="16A34A"/>
                 <w:sz w:val="16"/>
               </w:rPr>
-              <w:t>—</w:t>
+              <w:t>s00q27, s01q00a, s01q12, s01q13, s02q04, s03q11, s03q12, s01q01</w:t>
             </w:r>
           </w:p>
         </w:tc>
@@ -14044,7 +14044,7 @@
                 <w:color w:val="16A34A"/>
                 <w:sz w:val="16"/>
               </w:rPr>
-              <w:t>—</w:t>
+              <w:t>s00q27, s01q00a, s01q12, s01q13, s02q04, s03q11, s03q12, s01q01</w:t>
             </w:r>
           </w:p>
         </w:tc>
@@ -14134,7 +14134,7 @@
                 <w:color w:val="16A34A"/>
                 <w:sz w:val="16"/>
               </w:rPr>
-              <w:t>—</w:t>
+              <w:t>s00q27, s01q00a, s01q12, s01q13, s02q04, s03q11, s03q12, s01q01</w:t>
             </w:r>
           </w:p>
         </w:tc>
@@ -14224,7 +14224,7 @@
                 <w:color w:val="16A34A"/>
                 <w:sz w:val="16"/>
               </w:rPr>
-              <w:t>—</w:t>
+              <w:t>s01q25, s01q29, s01q30, s04q46, s01q00b</w:t>
             </w:r>
           </w:p>
         </w:tc>
@@ -14314,7 +14314,7 @@
                 <w:color w:val="16A34A"/>
                 <w:sz w:val="16"/>
               </w:rPr>
-              <w:t>—</w:t>
+              <w:t>s01q25, s01q29, s01q30, s04q46, s01q00b</w:t>
             </w:r>
           </w:p>
         </w:tc>
@@ -14494,7 +14494,7 @@
                 <w:color w:val="16A34A"/>
                 <w:sz w:val="16"/>
               </w:rPr>
-              <w:t>—</w:t>
+              <w:t>s00q08, s01q28, s01q29, s01q30, s02q01__2, s02q02__2, s03q20, s04q22</w:t>
             </w:r>
           </w:p>
         </w:tc>
@@ -14584,7 +14584,7 @@
                 <w:color w:val="16A34A"/>
                 <w:sz w:val="16"/>
               </w:rPr>
-              <w:t>—</w:t>
+              <w:t>s00q11, s01q03b, s01q04b, s02q01__1, s02q02__1, s02q03__1, s02q04, s02q15</w:t>
             </w:r>
           </w:p>
         </w:tc>
@@ -14674,7 +14674,7 @@
                 <w:color w:val="16A34A"/>
                 <w:sz w:val="16"/>
               </w:rPr>
-              <w:t>—</w:t>
+              <w:t>s01q36, s01q38, s04q24, s02q13, s11q35a, s16aq45, s16aq47a</w:t>
             </w:r>
           </w:p>
         </w:tc>
@@ -14764,7 +14764,7 @@
                 <w:color w:val="16A34A"/>
                 <w:sz w:val="16"/>
               </w:rPr>
-              <w:t>—</w:t>
+              <w:t>s00q07a, s00q08, s00q10, s00q13_0, s00q15_0, s00q17_0, s00q23a, s00q23b</w:t>
             </w:r>
           </w:p>
         </w:tc>
@@ -14854,7 +14854,7 @@
                 <w:color w:val="16A34A"/>
                 <w:sz w:val="16"/>
               </w:rPr>
-              <w:t>—</w:t>
+              <w:t>s00q07a, s00q08, s00q10, s00q13_0, s00q15_0, s00q17_0, s00q23a, s00q23b</w:t>
             </w:r>
           </w:p>
         </w:tc>
@@ -14944,7 +14944,7 @@
                 <w:color w:val="16A34A"/>
                 <w:sz w:val="16"/>
               </w:rPr>
-              <w:t>—</w:t>
+              <w:t>s00q08, s01q28, s01q29, s01q30, s02q01__2, s02q02__2, s03q20, s04q22</w:t>
             </w:r>
           </w:p>
         </w:tc>
@@ -15034,7 +15034,7 @@
                 <w:color w:val="16A34A"/>
                 <w:sz w:val="16"/>
               </w:rPr>
-              <w:t>—</w:t>
+              <w:t>s00q07a, s00q08, s00q10, s00q13_0, s00q15_0, s00q17_0, s00q23a, s00q23b</w:t>
             </w:r>
           </w:p>
         </w:tc>
@@ -15124,7 +15124,7 @@
                 <w:color w:val="16A34A"/>
                 <w:sz w:val="16"/>
               </w:rPr>
-              <w:t>—</w:t>
+              <w:t>s00q07a, s00q08, s00q10, s00q13_0, s00q15_0, s00q17_0, s00q23a, s00q23b</w:t>
             </w:r>
           </w:p>
         </w:tc>
@@ -15214,7 +15214,7 @@
                 <w:color w:val="16A34A"/>
                 <w:sz w:val="16"/>
               </w:rPr>
-              <w:t>—</w:t>
+              <w:t>s00q28, s01q28, s01q29, s01q30, s02q01__1, s02q02__1, s03q19, s04q32</w:t>
             </w:r>
           </w:p>
         </w:tc>
@@ -15304,7 +15304,7 @@
                 <w:color w:val="16A34A"/>
                 <w:sz w:val="16"/>
               </w:rPr>
-              <w:t>—</w:t>
+              <w:t>s00q07a, s00q08, s00q10, s00q13_0, s00q15_0, s00q17_0, s00q23a, s00q23b</w:t>
             </w:r>
           </w:p>
         </w:tc>
@@ -15394,7 +15394,7 @@
                 <w:color w:val="16A34A"/>
                 <w:sz w:val="16"/>
               </w:rPr>
-              <w:t>—</w:t>
+              <w:t>s01q02, s02q01__1, s02q02__1, s02q03__1, s02q15, s03q17, s04q28, s04q35d</w:t>
             </w:r>
           </w:p>
         </w:tc>
@@ -15484,7 +15484,7 @@
                 <w:color w:val="16A34A"/>
                 <w:sz w:val="16"/>
               </w:rPr>
-              <w:t>—</w:t>
+              <w:t>s00q28, s01q28, s01q29, s01q30, s02q01__1, s02q02__1, s03q19, s04q32</w:t>
             </w:r>
           </w:p>
         </w:tc>
@@ -15574,7 +15574,7 @@
                 <w:color w:val="16A34A"/>
                 <w:sz w:val="16"/>
               </w:rPr>
-              <w:t>—</w:t>
+              <w:t>s01q02, s02q01__1, s02q02__1, s02q03__1, s02q15, s03q17, s04q28, s04q35d</w:t>
             </w:r>
           </w:p>
         </w:tc>
@@ -15664,7 +15664,7 @@
                 <w:color w:val="16A34A"/>
                 <w:sz w:val="16"/>
               </w:rPr>
-              <w:t>—</w:t>
+              <w:t>s00q28, s01q28, s01q29, s01q30, s02q01__1, s02q02__1, s03q19, s04q32</w:t>
             </w:r>
           </w:p>
         </w:tc>
@@ -15754,7 +15754,7 @@
                 <w:color w:val="16A34A"/>
                 <w:sz w:val="16"/>
               </w:rPr>
-              <w:t>—</w:t>
+              <w:t>s00q28, s01q28, s01q29, s01q30, s02q01__1, s02q02__1, s03q19, s04q32</w:t>
             </w:r>
           </w:p>
         </w:tc>
@@ -16114,7 +16114,7 @@
                 <w:color w:val="16A34A"/>
                 <w:sz w:val="16"/>
               </w:rPr>
-              <w:t>—</w:t>
+              <w:t>s00q07a, s00q08, s00q10, s00q13_0, s00q15_0, s00q17_0, s00q23a, s00q23b</w:t>
             </w:r>
           </w:p>
         </w:tc>
@@ -16204,7 +16204,7 @@
                 <w:color w:val="16A34A"/>
                 <w:sz w:val="16"/>
               </w:rPr>
-              <w:t>—</w:t>
+              <w:t>s00q28, s01q28, s01q29, s01q30, s02q01__1, s02q02__1, s03q19, s04q32</w:t>
             </w:r>
           </w:p>
         </w:tc>
@@ -16294,7 +16294,7 @@
                 <w:color w:val="16A34A"/>
                 <w:sz w:val="16"/>
               </w:rPr>
-              <w:t>—</w:t>
+              <w:t>s02q02__1, s02q15, s02q17, s03q16, s04q27, s04q43, s04q63, s05q11</w:t>
             </w:r>
           </w:p>
         </w:tc>
@@ -16924,7 +16924,7 @@
                 <w:color w:val="16A34A"/>
                 <w:sz w:val="16"/>
               </w:rPr>
-              <w:t>—</w:t>
+              <w:t>s00q04, s01q41, s01q00b</w:t>
             </w:r>
           </w:p>
         </w:tc>
@@ -17014,7 +17014,7 @@
                 <w:color w:val="16A34A"/>
                 <w:sz w:val="16"/>
               </w:rPr>
-              <w:t>—</w:t>
+              <w:t>s00q04, s01q41a, s01q00b</w:t>
             </w:r>
           </w:p>
         </w:tc>
@@ -17104,7 +17104,7 @@
                 <w:color w:val="16A34A"/>
                 <w:sz w:val="16"/>
               </w:rPr>
-              <w:t>—</w:t>
+              <w:t>s00q04, s01q41, s01q00b</w:t>
             </w:r>
           </w:p>
         </w:tc>
@@ -17194,7 +17194,7 @@
                 <w:color w:val="16A34A"/>
                 <w:sz w:val="16"/>
               </w:rPr>
-              <w:t>—</w:t>
+              <w:t>s00q04, s01q41a, s01q00b</w:t>
             </w:r>
           </w:p>
         </w:tc>
@@ -17284,7 +17284,7 @@
                 <w:color w:val="16A34A"/>
                 <w:sz w:val="16"/>
               </w:rPr>
-              <w:t>—</w:t>
+              <w:t>s00q04, s01q41, s01q00b</w:t>
             </w:r>
           </w:p>
         </w:tc>
@@ -17374,7 +17374,7 @@
                 <w:color w:val="16A34A"/>
                 <w:sz w:val="16"/>
               </w:rPr>
-              <w:t>—</w:t>
+              <w:t>s00q04, s01q41a, s01q00b</w:t>
             </w:r>
           </w:p>
         </w:tc>
@@ -17464,7 +17464,7 @@
                 <w:color w:val="16A34A"/>
                 <w:sz w:val="16"/>
               </w:rPr>
-              <w:t>—</w:t>
+              <w:t>s00q04, s01q41a, s01q00b</w:t>
             </w:r>
           </w:p>
         </w:tc>
@@ -17554,7 +17554,7 @@
                 <w:color w:val="16A34A"/>
                 <w:sz w:val="16"/>
               </w:rPr>
-              <w:t>—</w:t>
+              <w:t>s00q04, s01q41a, s01q00b</w:t>
             </w:r>
           </w:p>
         </w:tc>
@@ -17644,7 +17644,7 @@
                 <w:color w:val="16A34A"/>
                 <w:sz w:val="16"/>
               </w:rPr>
-              <w:t>—</w:t>
+              <w:t>s00q04, s01q41a, s01q00b</w:t>
             </w:r>
           </w:p>
         </w:tc>
@@ -17914,7 +17914,7 @@
                 <w:color w:val="16A34A"/>
                 <w:sz w:val="16"/>
               </w:rPr>
-              <w:t>—</w:t>
+              <w:t>s01q47__7, s02q24, s04q49, s01q00b</w:t>
             </w:r>
           </w:p>
         </w:tc>
@@ -18004,7 +18004,7 @@
                 <w:color w:val="16A34A"/>
                 <w:sz w:val="16"/>
               </w:rPr>
-              <w:t>—</w:t>
+              <w:t>s02q02__1, s02q15, s02q17, s03q16, s04q27, s04q43, s04q63, s05q11</w:t>
             </w:r>
           </w:p>
         </w:tc>
@@ -18094,7 +18094,7 @@
                 <w:color w:val="16A34A"/>
                 <w:sz w:val="16"/>
               </w:rPr>
-              <w:t>—</w:t>
+              <w:t>s01q35, s01q36, s01q37, s02q04, s02q15, s03q13, s03q14, s03q15</w:t>
             </w:r>
           </w:p>
         </w:tc>
@@ -18274,7 +18274,7 @@
                 <w:color w:val="16A34A"/>
                 <w:sz w:val="16"/>
               </w:rPr>
-              <w:t>—</w:t>
+              <w:t>s01q35, s01q36, s01q37, s02q04, s02q15, s03q13, s03q14, s03q15</w:t>
             </w:r>
           </w:p>
         </w:tc>
@@ -18364,7 +18364,7 @@
                 <w:color w:val="16A34A"/>
                 <w:sz w:val="16"/>
               </w:rPr>
-              <w:t>—</w:t>
+              <w:t>s01q35, s01q36, s01q37, s02q04, s02q15, s03q13, s03q14, s03q15</w:t>
             </w:r>
           </w:p>
         </w:tc>
@@ -18454,7 +18454,7 @@
                 <w:color w:val="16A34A"/>
                 <w:sz w:val="16"/>
               </w:rPr>
-              <w:t>—</w:t>
+              <w:t>s01q23, s02q23, s03q55, s04q51, s04q67, s06q19, s06q20, s06q22a</w:t>
             </w:r>
           </w:p>
         </w:tc>
@@ -18544,7 +18544,7 @@
                 <w:color w:val="16A34A"/>
                 <w:sz w:val="16"/>
               </w:rPr>
-              <w:t>—</w:t>
+              <w:t>s00q07a, s00q08, s00q10, s00q13_0, s00q15_0, s00q17_0, s00q23a, s00q23b</w:t>
             </w:r>
           </w:p>
         </w:tc>
@@ -18634,7 +18634,7 @@
                 <w:color w:val="16A34A"/>
                 <w:sz w:val="16"/>
               </w:rPr>
-              <w:t>—</w:t>
+              <w:t>s00q07a, s00q08, s00q10, s00q13_0, s00q15_0, s00q17_0, s00q23a, s00q23b</w:t>
             </w:r>
           </w:p>
         </w:tc>

--- a/rapports/2026-06-04/EQ11/EQ11_sup_v2/DR_083101000116/13-93-89-39.docx
+++ b/rapports/2026-06-04/EQ11/EQ11_sup_v2/DR_083101000116/13-93-89-39.docx
@@ -7955,7 +7955,7 @@
                 <w:i w:val="0"/>
                 <w:sz w:val="17"/>
               </w:rPr>
-              <w:t>La section n'est pas renseignée pour ASSANE KA, prière de la renseigner.</w:t>
+              <w:t>La section n'est pas renseignée pour HASSANE KA, prière de la renseigner.</w:t>
             </w:r>
           </w:p>
         </w:tc>
